--- a/InCorp_Proposal_Venkatesh_Private_Limited_20260402.docx
+++ b/InCorp_Proposal_Venkatesh_Private_Limited_20260402.docx
@@ -7190,7 +7190,7 @@
           <w:sz w:val="22"/>
           <w:szCs w:val="22"/>
         </w:rPr>
-        <w:t xml:space="preserve">12.12.2002</w:t>
+        <w:t xml:space="preserve">12.12.2000</w:t>
       </w:r>
     </w:p>
     <w:p>
@@ -7211,7 +7211,7 @@
           <w:sz w:val="22"/>
           <w:szCs w:val="22"/>
         </w:rPr>
-        <w:t xml:space="preserve">Venkatesh Valdlakonda</w:t>
+        <w:t xml:space="preserve">Venkatesh </w:t>
       </w:r>
     </w:p>
     <w:p>
@@ -7226,7 +7226,7 @@
           <w:sz w:val="22"/>
           <w:szCs w:val="22"/>
         </w:rPr>
-        <w:t xml:space="preserve">Co Founder</w:t>
+        <w:t xml:space="preserve">Co OFunder</w:t>
       </w:r>
     </w:p>
     <w:p>
@@ -7256,22 +7256,7 @@
           <w:sz w:val="22"/>
           <w:szCs w:val="22"/>
         </w:rPr>
-        <w:t xml:space="preserve">Vinayak Sadan, 4th floor, 42</w:t>
-      </w:r>
-    </w:p>
-    <w:p>
-      <w:pPr>
-        <w:spacing w:before="0" w:after="40" w:line="240" w:lineRule="auto"/>
-        <w:ind w:left="0"/>
-        <w:contextualSpacing w:val="0"/>
-      </w:pPr>
-      <w:r>
-        <w:rPr>
-          <w:rFonts w:ascii="Roboto" w:hAnsi="Roboto"/>
-          <w:sz w:val="22"/>
-          <w:szCs w:val="22"/>
-        </w:rPr>
-        <w:t xml:space="preserve">Mumbai 13, Maharashtra</w:t>
+        <w:t xml:space="preserve">Vinayak Sadan, 4th floor, room no 42, N.M.jshi </w:t>
       </w:r>
     </w:p>
     <w:p>
@@ -7493,7 +7478,7 @@
     <w:p>
       <w:pPr>
         <w:spacing w:before="0" w:after="60" w:line="240" w:lineRule="auto"/>
-        <w:ind w:left="240" w:hanging="240"/>
+        <w:ind w:left="360" w:hanging="360"/>
         <w:contextualSpacing w:val="0"/>
       </w:pPr>
       <w:r>
@@ -7502,22 +7487,7 @@
           <w:sz w:val="22"/>
           <w:szCs w:val="22"/>
         </w:rPr>
-        <w:t xml:space="preserve">• ABC Pte Ltd, headquartered in Belgium, is engaged in the manufacturing of (semi) automatic bagging lines. It has recently established an wholly owned subsidiary - Corpax India Pvt limited in India to capitalize on India’s growing market and for catering to both the Indian and Southeast Asian markets.</w:t>
-      </w:r>
-    </w:p>
-    <w:p>
-      <w:pPr>
-        <w:spacing w:before="0" w:after="60" w:line="240" w:lineRule="auto"/>
-        <w:ind w:left="240" w:hanging="240"/>
-        <w:contextualSpacing w:val="0"/>
-      </w:pPr>
-      <w:r>
-        <w:rPr>
-          <w:rFonts w:ascii="Roboto" w:hAnsi="Roboto"/>
-          <w:sz w:val="22"/>
-          <w:szCs w:val="22"/>
-        </w:rPr>
-        <w:t xml:space="preserve">• ABC Pte Ltd, headquartered in Belgium, is engaged in the manufacturing of (semi) automatic bagging lines. It has recently established an wholly owned subsidiary - Corpax India Pvt limited in India to capitalize on India’s growing market and for catering to both the Indian and Southeast Asian markets.</w:t>
+        <w:t xml:space="preserve">• checking the bullet</w:t>
       </w:r>
     </w:p>
     <w:p>
@@ -7566,6 +7536,12 @@
     </w:p>
     <w:p>
       <w:pPr>
+        <w:spacing w:before="0" w:after="40" w:line="240" w:lineRule="auto"/>
+        <w:contextualSpacing w:val="0"/>
+      </w:pPr>
+    </w:p>
+    <w:p>
+      <w:pPr>
         <w:spacing w:before="200" w:after="120" w:line="240" w:lineRule="auto"/>
         <w:ind w:left="0"/>
         <w:contextualSpacing w:val="0"/>
@@ -7578,34 +7554,19 @@
           <w:szCs w:val="24"/>
           <w:color w:val="C00000"/>
         </w:rPr>
-        <w:t xml:space="preserve">A. One time Handover Service</w:t>
-      </w:r>
-    </w:p>
-    <w:p>
-      <w:pPr>
-        <w:spacing w:before="0" w:after="40" w:line="240" w:lineRule="auto"/>
-        <w:ind w:left="0"/>
-        <w:contextualSpacing w:val="0"/>
-      </w:pPr>
-      <w:r>
-        <w:rPr>
-          <w:rFonts w:ascii="Roboto" w:hAnsi="Roboto"/>
-          <w:sz w:val="22"/>
-          <w:szCs w:val="22"/>
-        </w:rPr>
-        <w:t xml:space="preserve">Since the company has been in existence since 1234, we shall need to undertake a handover of the current financial, secretarial, payroll and other records of the company from current service provider.</w:t>
-      </w:r>
-    </w:p>
-    <w:p>
-      <w:pPr>
-        <w:spacing w:before="0" w:after="40" w:line="240" w:lineRule="auto"/>
+        <w:t xml:space="preserve">A. Incorporation / Secretarial Service and Mandatory Registrations post Incorporation</w:t>
+      </w:r>
+    </w:p>
+    <w:p>
+      <w:pPr>
+        <w:spacing w:before="0" w:after="0" w:line="240" w:lineRule="auto"/>
         <w:contextualSpacing w:val="0"/>
       </w:pPr>
     </w:p>
     <w:tbl>
       <w:tblPr>
         <w:tblStyle w:val="TableGrid"/>
-        <w:tblW w:w="10656" w:type="dxa"/>
+        <w:tblW w:w="10368" w:type="dxa"/>
         <w:tblInd w:w="0" w:type="dxa"/>
         <w:tblBorders>
           <w:top w:val="none"/>
@@ -7617,14 +7578,13 @@
         </w:tblBorders>
       </w:tblPr>
       <w:tblGrid>
-        <w:gridCol w:w="6336"/>
-        <w:gridCol w:w="2160"/>
+        <w:gridCol w:w="8208"/>
         <w:gridCol w:w="2160"/>
       </w:tblGrid>
       <w:tr>
         <w:tc>
           <w:tcPr>
-            <w:tcW w:w="6336" w:type="dxa"/>
+            <w:tcW w:w="8208" w:type="dxa"/>
             <w:tcBorders>
               <w:top w:val="nil"/>
               <w:left w:val="nil"/>
@@ -7687,7 +7647,356 @@
                 <w:sz w:val="24"/>
                 <w:szCs w:val="24"/>
               </w:rPr>
-              <w:t xml:space="preserve">Frequency</w:t>
+              <w:t xml:space="preserve">One-time Fee</w:t>
+            </w:r>
+          </w:p>
+        </w:tc>
+      </w:tr>
+      <w:tr>
+        <w:tc>
+          <w:tcPr>
+            <w:tcW w:w="8208" w:type="dxa"/>
+            <w:tcBorders>
+              <w:top w:val="single" w:sz="4" w:color="000000"/>
+              <w:left w:val="single" w:sz="4" w:color="000000"/>
+              <w:right w:val="single" w:sz="4" w:color="000000"/>
+              <w:bottom w:val="single" w:sz="4" w:color="000000"/>
+            </w:tcBorders>
+            <w:vAlign w:val="top"/>
+            <w:tcMar>
+              <w:top w:w="80" w:type="dxa"/>
+              <w:bottom w:w="80" w:type="dxa"/>
+              <w:left w:w="120" w:type="dxa"/>
+              <w:right w:w="120" w:type="dxa"/>
+            </w:tcMar>
+          </w:tcPr>
+          <w:p>
+            <w:pPr>
+              <w:spacing w:before="0" w:after="0" w:line="240" w:lineRule="auto"/>
+              <w:ind w:left="0"/>
+              <w:contextualSpacing w:val="0"/>
+            </w:pPr>
+            <w:r>
+              <w:rPr>
+                <w:rFonts w:ascii="Roboto" w:hAnsi="Roboto"/>
+                <w:sz w:val="22"/>
+                <w:szCs w:val="22"/>
+                <w:color w:val="C00000"/>
+              </w:rPr>
+              <w:t xml:space="preserve">Incorporation</w:t>
+            </w:r>
+          </w:p>
+          <w:p>
+            <w:pPr>
+              <w:spacing w:before="0" w:after="60" w:line="240" w:lineRule="auto"/>
+              <w:ind w:left="360" w:hanging="360"/>
+              <w:contextualSpacing w:val="0"/>
+            </w:pPr>
+            <w:r>
+              <w:rPr>
+                <w:rFonts w:ascii="Roboto" w:hAnsi="Roboto"/>
+                <w:sz w:val="20"/>
+                <w:szCs w:val="20"/>
+                <w:color w:val="777777"/>
+              </w:rPr>
+              <w:t xml:space="preserve">• PAN of the company included</w:t>
+            </w:r>
+          </w:p>
+          <w:p>
+            <w:pPr>
+              <w:spacing w:before="0" w:after="60" w:line="240" w:lineRule="auto"/>
+              <w:ind w:left="360" w:hanging="360"/>
+              <w:contextualSpacing w:val="0"/>
+            </w:pPr>
+            <w:r>
+              <w:rPr>
+                <w:rFonts w:ascii="Roboto" w:hAnsi="Roboto"/>
+                <w:sz w:val="20"/>
+                <w:szCs w:val="20"/>
+                <w:color w:val="777777"/>
+              </w:rPr>
+              <w:t xml:space="preserve">• TAN of the company included</w:t>
+            </w:r>
+          </w:p>
+          <w:p>
+            <w:pPr>
+              <w:spacing w:before="0" w:after="60" w:line="240" w:lineRule="auto"/>
+              <w:ind w:left="360" w:hanging="360"/>
+              <w:contextualSpacing w:val="0"/>
+            </w:pPr>
+            <w:r>
+              <w:rPr>
+                <w:rFonts w:ascii="Roboto" w:hAnsi="Roboto"/>
+                <w:sz w:val="20"/>
+                <w:szCs w:val="20"/>
+                <w:color w:val="777777"/>
+              </w:rPr>
+              <w:t xml:space="preserve">• Employees’ Provident Fund and Miscellaneous Provision Act, Employees’ State Insurance Corporation Act included</w:t>
+            </w:r>
+          </w:p>
+        </w:tc>
+        <w:tc>
+          <w:tcPr>
+            <w:tcW w:w="2160" w:type="dxa"/>
+            <w:tcBorders>
+              <w:top w:val="single" w:sz="4" w:color="000000"/>
+              <w:left w:val="single" w:sz="4" w:color="000000"/>
+              <w:right w:val="single" w:sz="4" w:color="000000"/>
+              <w:bottom w:val="single" w:sz="4" w:color="000000"/>
+            </w:tcBorders>
+            <w:vAlign w:val="center"/>
+            <w:tcMar>
+              <w:top w:w="80" w:type="dxa"/>
+              <w:bottom w:w="80" w:type="dxa"/>
+              <w:left w:w="120" w:type="dxa"/>
+              <w:right w:w="120" w:type="dxa"/>
+            </w:tcMar>
+          </w:tcPr>
+          <w:p>
+            <w:pPr>
+              <w:spacing w:before="0" w:after="0" w:line="240" w:lineRule="auto"/>
+              <w:ind w:left="0"/>
+              <w:jc w:val="center"/>
+              <w:contextualSpacing w:val="0"/>
+            </w:pPr>
+            <w:r>
+              <w:rPr>
+                <w:rFonts w:ascii="Roboto" w:hAnsi="Roboto"/>
+                <w:sz w:val="20"/>
+                <w:szCs w:val="20"/>
+                <w:color w:val="777777"/>
+              </w:rPr>
+              <w:t xml:space="preserve">1,500</w:t>
+            </w:r>
+          </w:p>
+        </w:tc>
+      </w:tr>
+    </w:tbl>
+    <w:p>
+      <w:pPr>
+        <w:spacing w:before="0" w:after="60" w:line="240" w:lineRule="auto"/>
+        <w:contextualSpacing w:val="0"/>
+      </w:pPr>
+    </w:p>
+    <w:p>
+      <w:pPr>
+        <w:spacing w:before="80" w:after="20" w:line="240" w:lineRule="auto"/>
+        <w:ind w:left="0"/>
+      </w:pPr>
+      <w:r>
+        <w:rPr>
+          <w:rFonts w:ascii="Roboto" w:hAnsi="Roboto"/>
+          <w:b/>
+          <w:u w:val="single"/>
+          <w:sz w:val="20"/>
+          <w:szCs w:val="20"/>
+          <w:color w:val="002060"/>
+        </w:rPr>
+        <w:t>Note:</w:t>
+      </w:r>
+    </w:p>
+    <w:p>
+      <w:pPr>
+        <w:spacing w:before="0" w:after="0" w:line="240" w:lineRule="auto"/>
+        <w:contextualSpacing w:val="0"/>
+      </w:pPr>
+    </w:p>
+    <w:p>
+      <w:pPr>
+        <w:spacing w:before="0" w:after="40" w:line="240" w:lineRule="auto"/>
+        <w:ind w:left="280" w:hanging="280"/>
+        <w:contextualSpacing w:val="0"/>
+      </w:pPr>
+      <w:r>
+        <w:rPr>
+          <w:rFonts w:ascii="Roboto" w:hAnsi="Roboto"/>
+          <w:sz w:val="20"/>
+          <w:szCs w:val="20"/>
+        </w:rPr>
+        <w:t xml:space="preserve">• All fees quoted above exclude 18% GST.</w:t>
+      </w:r>
+    </w:p>
+    <w:p>
+      <w:pPr>
+        <w:spacing w:before="0" w:after="40" w:line="240" w:lineRule="auto"/>
+        <w:ind w:left="280" w:hanging="280"/>
+        <w:contextualSpacing w:val="0"/>
+      </w:pPr>
+      <w:r>
+        <w:rPr>
+          <w:rFonts w:ascii="Roboto" w:hAnsi="Roboto"/>
+          <w:sz w:val="20"/>
+          <w:szCs w:val="20"/>
+        </w:rPr>
+        <w:t xml:space="preserve">• Professional fees exclude all out-of-pocket expenses like filing fees, courier expenses, apostilling &amp; notary cost to any authorities/departments, statutory fees payable to Registrar of companies (ROC) towards incorporation etc. other than those mentioned above.</w:t>
+      </w:r>
+    </w:p>
+    <w:p>
+      <w:pPr>
+        <w:spacing w:before="0" w:after="40" w:line="240" w:lineRule="auto"/>
+        <w:ind w:left="280" w:hanging="280"/>
+        <w:contextualSpacing w:val="0"/>
+      </w:pPr>
+      <w:r>
+        <w:rPr>
+          <w:rFonts w:ascii="Roboto" w:hAnsi="Roboto"/>
+          <w:sz w:val="20"/>
+          <w:szCs w:val="20"/>
+        </w:rPr>
+        <w:t xml:space="preserve">• Advance of 100% of the above selected option.</w:t>
+      </w:r>
+    </w:p>
+    <w:p>
+      <w:pPr>
+        <w:spacing w:before="0" w:after="40" w:line="240" w:lineRule="auto"/>
+        <w:ind w:left="280" w:hanging="280"/>
+        <w:contextualSpacing w:val="0"/>
+      </w:pPr>
+      <w:r>
+        <w:rPr>
+          <w:rFonts w:ascii="Roboto" w:hAnsi="Roboto"/>
+          <w:sz w:val="20"/>
+          <w:szCs w:val="20"/>
+        </w:rPr>
+        <w:t xml:space="preserve">• On finalization of shareholding structure, we shall be able to guide on compliances needed for issuance of share certificates and shall share a separate fee quote for the same.</w:t>
+      </w:r>
+    </w:p>
+    <w:p>
+      <w:pPr>
+        <w:spacing w:before="0" w:after="20" w:line="240" w:lineRule="auto"/>
+        <w:contextualSpacing w:val="0"/>
+      </w:pPr>
+    </w:p>
+    <w:p>
+      <w:pPr>
+        <w:spacing w:before="0" w:after="40" w:line="240" w:lineRule="auto"/>
+        <w:ind w:left="0"/>
+        <w:contextualSpacing w:val="0"/>
+      </w:pPr>
+      <w:r>
+        <w:rPr>
+          <w:rFonts w:ascii="Roboto" w:hAnsi="Roboto"/>
+          <w:b/>
+          <w:i/>
+          <w:sz w:val="20"/>
+          <w:szCs w:val="20"/>
+        </w:rPr>
+        <w:t xml:space="preserve">* Any other services not specifically quoted above and not specifically agreed separately shall be chargeable as under:</w:t>
+      </w:r>
+    </w:p>
+    <w:p>
+      <w:pPr>
+        <w:spacing w:before="0" w:after="40" w:line="240" w:lineRule="auto"/>
+        <w:ind w:left="0"/>
+        <w:contextualSpacing w:val="0"/>
+      </w:pPr>
+      <w:r>
+        <w:rPr>
+          <w:rFonts w:ascii="Roboto" w:hAnsi="Roboto"/>
+          <w:b/>
+          <w:i/>
+          <w:sz w:val="20"/>
+          <w:szCs w:val="20"/>
+        </w:rPr>
+        <w:t xml:space="preserve">For Partner: USD 300 per Hour</w:t>
+      </w:r>
+    </w:p>
+    <w:p>
+      <w:pPr>
+        <w:spacing w:before="0" w:after="40" w:line="240" w:lineRule="auto"/>
+        <w:ind w:left="0"/>
+        <w:contextualSpacing w:val="0"/>
+      </w:pPr>
+      <w:r>
+        <w:rPr>
+          <w:rFonts w:ascii="Roboto" w:hAnsi="Roboto"/>
+          <w:b/>
+          <w:i/>
+          <w:sz w:val="20"/>
+          <w:szCs w:val="20"/>
+        </w:rPr>
+        <w:t xml:space="preserve">For Associates: USD 200 per Hour</w:t>
+      </w:r>
+    </w:p>
+    <w:p>
+      <w:pPr>
+        <w:spacing w:before="0" w:after="40" w:line="240" w:lineRule="auto"/>
+        <w:contextualSpacing w:val="0"/>
+      </w:pPr>
+    </w:p>
+    <w:p>
+      <w:pPr>
+        <w:spacing w:before="200" w:after="120" w:line="240" w:lineRule="auto"/>
+        <w:ind w:left="0"/>
+        <w:contextualSpacing w:val="0"/>
+      </w:pPr>
+      <w:r>
+        <w:rPr>
+          <w:rFonts w:ascii="Roboto" w:hAnsi="Roboto"/>
+          <w:b/>
+          <w:sz w:val="24"/>
+          <w:szCs w:val="24"/>
+          <w:color w:val="C00000"/>
+        </w:rPr>
+        <w:t xml:space="preserve">Optional registrations required post incorporation (One-time)</w:t>
+      </w:r>
+    </w:p>
+    <w:p>
+      <w:pPr>
+        <w:spacing w:before="0" w:after="0" w:line="240" w:lineRule="auto"/>
+        <w:contextualSpacing w:val="0"/>
+      </w:pPr>
+    </w:p>
+    <w:tbl>
+      <w:tblPr>
+        <w:tblStyle w:val="TableGrid"/>
+        <w:tblW w:w="10368" w:type="dxa"/>
+        <w:tblInd w:w="0" w:type="dxa"/>
+        <w:tblBorders>
+          <w:top w:val="none"/>
+          <w:left w:val="none"/>
+          <w:bottom w:val="none"/>
+          <w:right w:val="none"/>
+          <w:insideH w:val="none"/>
+          <w:insideV w:val="none"/>
+        </w:tblBorders>
+      </w:tblPr>
+      <w:tblGrid>
+        <w:gridCol w:w="8208"/>
+        <w:gridCol w:w="2160"/>
+      </w:tblGrid>
+      <w:tr>
+        <w:tc>
+          <w:tcPr>
+            <w:tcW w:w="8208" w:type="dxa"/>
+            <w:tcBorders>
+              <w:top w:val="nil"/>
+              <w:left w:val="nil"/>
+              <w:right w:val="nil"/>
+              <w:bottom w:val="single" w:sz="6" w:color="000000"/>
+            </w:tcBorders>
+            <w:vAlign w:val="top"/>
+            <w:tcMar>
+              <w:top w:w="80" w:type="dxa"/>
+              <w:bottom w:w="80" w:type="dxa"/>
+              <w:left w:w="120" w:type="dxa"/>
+              <w:right w:w="120" w:type="dxa"/>
+            </w:tcMar>
+          </w:tcPr>
+          <w:p>
+            <w:pPr>
+              <w:spacing w:before="0" w:after="0" w:line="240" w:lineRule="auto"/>
+              <w:ind w:left="0"/>
+              <w:contextualSpacing w:val="0"/>
+            </w:pPr>
+            <w:r>
+              <w:rPr>
+                <w:rFonts w:ascii="Roboto" w:hAnsi="Roboto"/>
+                <w:b/>
+                <w:sz w:val="24"/>
+                <w:szCs w:val="24"/>
+              </w:rPr>
+              <w:t xml:space="preserve">Services</w:t>
             </w:r>
           </w:p>
         </w:tc>
@@ -7722,7 +8031,7 @@
                 <w:sz w:val="24"/>
                 <w:szCs w:val="24"/>
               </w:rPr>
-              <w:t xml:space="preserve">Fee (In USD)</w:t>
+              <w:t xml:space="preserve">Fees (In USD)</w:t>
             </w:r>
           </w:p>
         </w:tc>
@@ -7730,7 +8039,7 @@
       <w:tr>
         <w:tc>
           <w:tcPr>
-            <w:tcW w:w="6336" w:type="dxa"/>
+            <w:tcW w:w="8208" w:type="dxa"/>
             <w:tcBorders>
               <w:top w:val="single" w:sz="4" w:color="000000"/>
               <w:left w:val="single" w:sz="4" w:color="000000"/>
@@ -7747,9 +8056,8 @@
           </w:tcPr>
           <w:p>
             <w:pPr>
-              <w:spacing w:before="0" w:after="0" w:line="240" w:lineRule="auto"/>
+              <w:spacing w:before="0" w:after="40" w:line="240" w:lineRule="auto"/>
               <w:ind w:left="0"/>
-              <w:jc w:val="both"/>
               <w:contextualSpacing w:val="0"/>
             </w:pPr>
             <w:r>
@@ -7759,71 +8067,7 @@
                 <w:szCs w:val="22"/>
                 <w:color w:val="C00000"/>
               </w:rPr>
-              <w:t xml:space="preserve">Handover from erstwhile service provider of various records under laws as mentioned below. This process does not entail conducting a due diligence.</w:t>
-            </w:r>
-          </w:p>
-          <w:p>
-            <w:pPr>
-              <w:spacing w:before="0" w:after="60" w:line="240" w:lineRule="auto"/>
-              <w:ind w:left="220" w:hanging="220"/>
-              <w:contextualSpacing w:val="0"/>
-            </w:pPr>
-            <w:r>
-              <w:rPr>
-                <w:rFonts w:ascii="Roboto" w:hAnsi="Roboto"/>
-                <w:sz w:val="20"/>
-                <w:szCs w:val="20"/>
-                <w:color w:val="777777"/>
-              </w:rPr>
-              <w:t xml:space="preserve">• GST laws/regulations</w:t>
-            </w:r>
-          </w:p>
-          <w:p>
-            <w:pPr>
-              <w:spacing w:before="0" w:after="60" w:line="240" w:lineRule="auto"/>
-              <w:ind w:left="220" w:hanging="220"/>
-              <w:contextualSpacing w:val="0"/>
-            </w:pPr>
-            <w:r>
-              <w:rPr>
-                <w:rFonts w:ascii="Roboto" w:hAnsi="Roboto"/>
-                <w:sz w:val="20"/>
-                <w:szCs w:val="20"/>
-                <w:color w:val="777777"/>
-              </w:rPr>
-              <w:t xml:space="preserve">• Income Tax Act, 1961</w:t>
-            </w:r>
-          </w:p>
-          <w:p>
-            <w:pPr>
-              <w:spacing w:before="0" w:after="60" w:line="240" w:lineRule="auto"/>
-              <w:ind w:left="220" w:hanging="220"/>
-              <w:contextualSpacing w:val="0"/>
-            </w:pPr>
-            <w:r>
-              <w:rPr>
-                <w:rFonts w:ascii="Roboto" w:hAnsi="Roboto"/>
-                <w:sz w:val="20"/>
-                <w:szCs w:val="20"/>
-                <w:color w:val="777777"/>
-              </w:rPr>
-              <w:t xml:space="preserve">• Company’s Act, 2013</w:t>
-            </w:r>
-          </w:p>
-          <w:p>
-            <w:pPr>
-              <w:spacing w:before="0" w:after="60" w:line="240" w:lineRule="auto"/>
-              <w:ind w:left="220" w:hanging="220"/>
-              <w:contextualSpacing w:val="0"/>
-            </w:pPr>
-            <w:r>
-              <w:rPr>
-                <w:rFonts w:ascii="Roboto" w:hAnsi="Roboto"/>
-                <w:sz w:val="20"/>
-                <w:szCs w:val="20"/>
-                <w:color w:val="777777"/>
-              </w:rPr>
-              <w:t xml:space="preserve">• Foreign Exchange Rules &amp; Regulations</w:t>
+              <w:t xml:space="preserve">Import Export Code (IEC Code)</w:t>
             </w:r>
           </w:p>
         </w:tc>
@@ -7858,212 +8102,7 @@
                 <w:szCs w:val="20"/>
                 <w:color w:val="777777"/>
               </w:rPr>
-              <w:t xml:space="preserve">One-time</w:t>
-            </w:r>
-          </w:p>
-        </w:tc>
-        <w:tc>
-          <w:tcPr>
-            <w:tcW w:w="2160" w:type="dxa"/>
-            <w:tcBorders>
-              <w:top w:val="single" w:sz="4" w:color="000000"/>
-              <w:left w:val="single" w:sz="4" w:color="000000"/>
-              <w:right w:val="single" w:sz="4" w:color="000000"/>
-              <w:bottom w:val="single" w:sz="4" w:color="000000"/>
-            </w:tcBorders>
-            <w:vAlign w:val="center"/>
-            <w:tcMar>
-              <w:top w:w="80" w:type="dxa"/>
-              <w:bottom w:w="80" w:type="dxa"/>
-              <w:left w:w="120" w:type="dxa"/>
-              <w:right w:w="120" w:type="dxa"/>
-            </w:tcMar>
-          </w:tcPr>
-          <w:p>
-            <w:pPr>
-              <w:spacing w:before="0" w:after="0" w:line="240" w:lineRule="auto"/>
-              <w:ind w:left="0"/>
-              <w:jc w:val="center"/>
-              <w:contextualSpacing w:val="0"/>
-            </w:pPr>
-            <w:r>
-              <w:rPr>
-                <w:rFonts w:ascii="Roboto" w:hAnsi="Roboto"/>
-                <w:sz w:val="20"/>
-                <w:szCs w:val="20"/>
-                <w:color w:val="777777"/>
-              </w:rPr>
-              <w:t xml:space="preserve">500</w:t>
-            </w:r>
-          </w:p>
-        </w:tc>
-      </w:tr>
-      <w:tr>
-        <w:tc>
-          <w:tcPr>
-            <w:tcW w:w="6336" w:type="dxa"/>
-            <w:tcBorders>
-              <w:top w:val="single" w:sz="4" w:color="000000"/>
-              <w:left w:val="single" w:sz="4" w:color="000000"/>
-              <w:right w:val="single" w:sz="4" w:color="000000"/>
-              <w:bottom w:val="single" w:sz="4" w:color="000000"/>
-            </w:tcBorders>
-            <w:vAlign w:val="top"/>
-            <w:tcMar>
-              <w:top w:w="80" w:type="dxa"/>
-              <w:bottom w:w="80" w:type="dxa"/>
-              <w:left w:w="120" w:type="dxa"/>
-              <w:right w:w="120" w:type="dxa"/>
-            </w:tcMar>
-          </w:tcPr>
-          <w:p>
-            <w:pPr>
-              <w:spacing w:before="0" w:after="0" w:line="240" w:lineRule="auto"/>
-              <w:ind w:left="0"/>
-              <w:contextualSpacing w:val="0"/>
-            </w:pPr>
-            <w:r>
-              <w:rPr>
-                <w:rFonts w:ascii="Roboto" w:hAnsi="Roboto"/>
-                <w:sz w:val="22"/>
-                <w:szCs w:val="22"/>
-                <w:color w:val="C00000"/>
-              </w:rPr>
-              <w:t xml:space="preserve">Basic due diligence from perspective of*–</w:t>
-            </w:r>
-          </w:p>
-          <w:p>
-            <w:pPr>
-              <w:spacing w:before="0" w:after="60" w:line="240" w:lineRule="auto"/>
-              <w:ind w:left="220" w:hanging="220"/>
-              <w:contextualSpacing w:val="0"/>
-            </w:pPr>
-            <w:r>
-              <w:rPr>
-                <w:rFonts w:ascii="Roboto" w:hAnsi="Roboto"/>
-                <w:sz w:val="20"/>
-                <w:szCs w:val="20"/>
-                <w:color w:val="777777"/>
-              </w:rPr>
-              <w:t xml:space="preserve">• Company’s Act, 2013</w:t>
-            </w:r>
-          </w:p>
-          <w:p>
-            <w:pPr>
-              <w:spacing w:before="0" w:after="60" w:line="240" w:lineRule="auto"/>
-              <w:ind w:left="220" w:hanging="220"/>
-              <w:contextualSpacing w:val="0"/>
-            </w:pPr>
-            <w:r>
-              <w:rPr>
-                <w:rFonts w:ascii="Roboto" w:hAnsi="Roboto"/>
-                <w:sz w:val="20"/>
-                <w:szCs w:val="20"/>
-                <w:color w:val="777777"/>
-              </w:rPr>
-              <w:t xml:space="preserve">• Income Tax Act, 1961</w:t>
-            </w:r>
-          </w:p>
-          <w:p>
-            <w:pPr>
-              <w:spacing w:before="0" w:after="60" w:line="240" w:lineRule="auto"/>
-              <w:ind w:left="220" w:hanging="220"/>
-              <w:contextualSpacing w:val="0"/>
-            </w:pPr>
-            <w:r>
-              <w:rPr>
-                <w:rFonts w:ascii="Roboto" w:hAnsi="Roboto"/>
-                <w:sz w:val="20"/>
-                <w:szCs w:val="20"/>
-                <w:color w:val="777777"/>
-              </w:rPr>
-              <w:t xml:space="preserve">• Goods and Service Tax Act, 2017</w:t>
-            </w:r>
-          </w:p>
-          <w:p>
-            <w:pPr>
-              <w:spacing w:before="0" w:after="60" w:line="240" w:lineRule="auto"/>
-              <w:ind w:left="220" w:hanging="220"/>
-              <w:contextualSpacing w:val="0"/>
-            </w:pPr>
-            <w:r>
-              <w:rPr>
-                <w:rFonts w:ascii="Roboto" w:hAnsi="Roboto"/>
-                <w:sz w:val="20"/>
-                <w:szCs w:val="20"/>
-                <w:color w:val="777777"/>
-              </w:rPr>
-              <w:t xml:space="preserve">• Foreign Exchange Management Act, 1999</w:t>
-            </w:r>
-          </w:p>
-        </w:tc>
-        <w:tc>
-          <w:tcPr>
-            <w:tcW w:w="2160" w:type="dxa"/>
-            <w:tcBorders>
-              <w:top w:val="single" w:sz="4" w:color="000000"/>
-              <w:left w:val="single" w:sz="4" w:color="000000"/>
-              <w:right w:val="single" w:sz="4" w:color="000000"/>
-              <w:bottom w:val="single" w:sz="4" w:color="000000"/>
-            </w:tcBorders>
-            <w:vAlign w:val="center"/>
-            <w:tcMar>
-              <w:top w:w="80" w:type="dxa"/>
-              <w:bottom w:w="80" w:type="dxa"/>
-              <w:left w:w="120" w:type="dxa"/>
-              <w:right w:w="120" w:type="dxa"/>
-            </w:tcMar>
-          </w:tcPr>
-          <w:p>
-            <w:pPr>
-              <w:spacing w:before="0" w:after="0" w:line="240" w:lineRule="auto"/>
-              <w:ind w:left="0"/>
-              <w:jc w:val="center"/>
-              <w:contextualSpacing w:val="0"/>
-            </w:pPr>
-            <w:r>
-              <w:rPr>
-                <w:rFonts w:ascii="Roboto" w:hAnsi="Roboto"/>
-                <w:sz w:val="20"/>
-                <w:szCs w:val="20"/>
-                <w:color w:val="777777"/>
-              </w:rPr>
-              <w:t xml:space="preserve">One-time</w:t>
-            </w:r>
-          </w:p>
-        </w:tc>
-        <w:tc>
-          <w:tcPr>
-            <w:tcW w:w="2160" w:type="dxa"/>
-            <w:tcBorders>
-              <w:top w:val="single" w:sz="4" w:color="000000"/>
-              <w:left w:val="single" w:sz="4" w:color="000000"/>
-              <w:right w:val="single" w:sz="4" w:color="000000"/>
-              <w:bottom w:val="single" w:sz="4" w:color="000000"/>
-            </w:tcBorders>
-            <w:vAlign w:val="center"/>
-            <w:tcMar>
-              <w:top w:w="80" w:type="dxa"/>
-              <w:bottom w:w="80" w:type="dxa"/>
-              <w:left w:w="120" w:type="dxa"/>
-              <w:right w:w="120" w:type="dxa"/>
-            </w:tcMar>
-          </w:tcPr>
-          <w:p>
-            <w:pPr>
-              <w:spacing w:before="0" w:after="0" w:line="240" w:lineRule="auto"/>
-              <w:ind w:left="0"/>
-              <w:jc w:val="center"/>
-              <w:contextualSpacing w:val="0"/>
-            </w:pPr>
-            <w:r>
-              <w:rPr>
-                <w:rFonts w:ascii="Roboto" w:hAnsi="Roboto"/>
-                <w:sz w:val="20"/>
-                <w:szCs w:val="20"/>
-                <w:color w:val="777777"/>
-              </w:rPr>
-              <w:t xml:space="preserve">500 per year</w:t>
+              <w:t xml:space="preserve">200</w:t>
             </w:r>
           </w:p>
         </w:tc>
@@ -8077,20 +8116,34 @@
     </w:p>
     <w:p>
       <w:pPr>
-        <w:spacing w:before="0" w:after="40" w:line="240" w:lineRule="auto"/>
+        <w:spacing w:before="20" w:after="20" w:line="240" w:lineRule="auto"/>
         <w:ind w:left="0"/>
-        <w:jc w:val="both"/>
         <w:contextualSpacing w:val="0"/>
       </w:pPr>
       <w:r>
         <w:rPr>
           <w:rFonts w:ascii="Roboto" w:hAnsi="Roboto"/>
-          <w:b/>
           <w:i/>
           <w:sz w:val="20"/>
           <w:szCs w:val="20"/>
         </w:rPr>
-        <w:t xml:space="preserve">*Any fees for rectification (or) completion of pending past compliances shall attract additional fees and we shall seek your approval prior to commencement of that work.</w:t>
+        <w:t xml:space="preserve">*For every new director’s professional tax no., there shall be additional cost of $100 per director</w:t>
+      </w:r>
+    </w:p>
+    <w:p>
+      <w:pPr>
+        <w:spacing w:before="20" w:after="20" w:line="240" w:lineRule="auto"/>
+        <w:ind w:left="0"/>
+        <w:contextualSpacing w:val="0"/>
+      </w:pPr>
+      <w:r>
+        <w:rPr>
+          <w:rFonts w:ascii="Roboto" w:hAnsi="Roboto"/>
+          <w:i/>
+          <w:sz w:val="20"/>
+          <w:szCs w:val="20"/>
+        </w:rPr>
+        <w:t xml:space="preserve">*Digital signature certificate (DSC) token can be obtained at a cost of USD 200 per applicant.</w:t>
       </w:r>
     </w:p>
     <w:p>
@@ -8134,7 +8187,7 @@
           <w:sz w:val="20"/>
           <w:szCs w:val="20"/>
         </w:rPr>
-        <w:t xml:space="preserve">• All fees quoted above exclude 18% GST</w:t>
+        <w:t xml:space="preserve">• All fees quoted above exclude 18% GST.</w:t>
       </w:r>
     </w:p>
     <w:p>
@@ -8149,7 +8202,7 @@
           <w:sz w:val="20"/>
           <w:szCs w:val="20"/>
         </w:rPr>
-        <w:t xml:space="preserve">• Professional fees exclude any fees towards regularisation of past non compliances.</w:t>
+        <w:t xml:space="preserve">• Professional fees exclude all out-of-pocket expenses like filing fees, courier expenses, apostilling &amp; notary cost to any authorities/departments, statutory fees payable to Registrar of companies (ROC) towards incorporation etc. other than those mentioned above.</w:t>
       </w:r>
     </w:p>
     <w:p>
@@ -8223,6 +8276,35 @@
         </w:rPr>
         <w:t xml:space="preserve">For Associates: USD 200 per Hour</w:t>
       </w:r>
+    </w:p>
+    <w:p>
+      <w:pPr>
+        <w:spacing w:before="0" w:after="60" w:line="240" w:lineRule="auto"/>
+        <w:contextualSpacing w:val="0"/>
+      </w:pPr>
+    </w:p>
+    <w:p>
+      <w:pPr>
+        <w:spacing w:before="200" w:after="120" w:line="240" w:lineRule="auto"/>
+        <w:ind w:left="0"/>
+        <w:contextualSpacing w:val="0"/>
+      </w:pPr>
+      <w:r>
+        <w:rPr>
+          <w:rFonts w:ascii="Roboto" w:hAnsi="Roboto"/>
+          <w:b/>
+          <w:sz w:val="24"/>
+          <w:szCs w:val="24"/>
+          <w:color w:val="C00000"/>
+        </w:rPr>
+        <w:t xml:space="preserve">Nominee Director and Registered Office Address Service</w:t>
+      </w:r>
+    </w:p>
+    <w:p>
+      <w:pPr>
+        <w:spacing w:before="0" w:after="40" w:line="240" w:lineRule="auto"/>
+        <w:contextualSpacing w:val="0"/>
+      </w:pPr>
     </w:p>
     <w:p>
       <w:pPr>
